--- a/4. RESULTADOS/01_descriptivos_y_contexto/Validaciones/T15_supuestos_del_modelo.docx
+++ b/4. RESULTADOS/01_descriptivos_y_contexto/Validaciones/T15_supuestos_del_modelo.docx
@@ -36,9 +36,9 @@
       </w:tblPr>
       <w:tblGrid>
         <w:gridCol w:w="5302"/>
-        <w:gridCol w:w="16296"/>
-        <w:gridCol w:w="8421"/>
-        <w:gridCol w:w="18352"/>
+        <w:gridCol w:w="15440"/>
+        <w:gridCol w:w="8017"/>
+        <w:gridCol w:w="22730"/>
       </w:tblGrid>
       <w:tr>
         <w:trPr>
@@ -261,7 +261,7 @@
                 <w:szCs w:val="22"/>
                 <w:color w:val="000000"/>
               </w:rPr>
-              <w:t xml:space="preserve">pendiente_en_validaciones</w:t>
+              <w:t xml:space="preserve">estado_segun_resultados</w:t>
             </w:r>
           </w:p>
         </w:tc>
@@ -376,7 +376,7 @@
                 <w:szCs w:val="22"/>
                 <w:color w:val="000000"/>
               </w:rPr>
-              <w:t xml:space="preserve">Sin el aumento de 2023, el empleo de firmas con alta y baja exposición habría evolucionado de forma parecida (dentro del mismo sector, tamaño y departamento).</w:t>
+              <w:t xml:space="preserve">Sin el aumento de 2023, el empleo de firmas con alta y baja exposición habría evolucionado de forma parecida (dentro del mismo sector y departamento).</w:t>
             </w:r>
           </w:p>
         </w:tc>
@@ -486,7 +486,7 @@
                 <w:szCs w:val="22"/>
                 <w:color w:val="000000"/>
               </w:rPr>
-              <w:t xml:space="preserve">Sensibilidad al período de comparación (2022 fue un año de alto empleo) y magnitud tolerable de desviaciones (Honest DiD).</w:t>
+              <w:t xml:space="preserve">No se cumple: el empleo de las firmas expuestas cae frente al de las demás desde 2015, y la trayectoria no cambia en 2023.</w:t>
             </w:r>
           </w:p>
         </w:tc>
@@ -656,7 +656,7 @@
                 <w:szCs w:val="22"/>
                 <w:color w:val="000000"/>
               </w:rPr>
-              <w:t xml:space="preserve">Tabla 8 y gráfico G05 (primer eslabón).</w:t>
+              <w:t xml:space="preserve">Tabla 8 (lecturas A a D) y gráfico G05.</w:t>
             </w:r>
           </w:p>
         </w:tc>
@@ -711,7 +711,7 @@
                 <w:szCs w:val="22"/>
                 <w:color w:val="000000"/>
               </w:rPr>
-              <w:t xml:space="preserve">El salario relativo de las firmas expuestas venía cayendo hasta 2022 (prueba de años previos del salario). Separar el salto de 2023 de una recuperación de salarios bajos del año base.</w:t>
+              <w:t xml:space="preserve">No se verifica: frente a 2021 el costo no sube más en las expuestas (-0,2%, p = 0,78); el +3,3% frente a 2022 es el rebote del año base. El placebo rodante y la variable instrumental (09 y 14) no distinguen 2023 de un año normal.</w:t>
             </w:r>
           </w:p>
         </w:tc>
@@ -826,7 +826,7 @@
                 <w:szCs w:val="22"/>
                 <w:color w:val="000000"/>
               </w:rPr>
-              <w:t xml:space="preserve">Pandemia, inflación, ciclo económico y subsidios afectaron por igual a las firmas de un mismo año, sector, tamaño y departamento.</w:t>
+              <w:t xml:space="preserve">Pandemia, inflación, ciclo económico y subsidios afectaron por igual a las firmas de un mismo año, sector y departamento.</w:t>
             </w:r>
           </w:p>
         </w:tc>
@@ -881,7 +881,7 @@
                 <w:szCs w:val="22"/>
                 <w:color w:val="000000"/>
               </w:rPr>
-              <w:t xml:space="preserve">Sección 5: dummies de pandemia y subsidios absorbidas por el efecto fijo de año.</w:t>
+              <w:t xml:space="preserve">Sección 5: dummies de pandemia y subsidios absorbidas por los efectos fijos.</w:t>
             </w:r>
           </w:p>
         </w:tc>
@@ -936,7 +936,7 @@
                 <w:szCs w:val="22"/>
                 <w:color w:val="000000"/>
               </w:rPr>
-              <w:t xml:space="preserve">PAEF e incentivo a nuevos empleos pagaban un monto fijo por trabajador, con más peso en firmas de salarios bajos; 2024 como año sin subsidios.</w:t>
+              <w:t xml:space="preserve">Parcial: los efectos fijos absorben lo común a cada año, sector y departamento, pero no un efecto distinto del PAEF o del incentivo al empleo en firmas de salarios bajos.</w:t>
             </w:r>
           </w:p>
         </w:tc>
@@ -1106,7 +1106,7 @@
                 <w:szCs w:val="22"/>
                 <w:color w:val="000000"/>
               </w:rPr>
-              <w:t xml:space="preserve">Coeficientes de 2021 y 2022 en los estudios de evento.</w:t>
+              <w:t xml:space="preserve">Coeficientes de 2021 en los estudios de evento.</w:t>
             </w:r>
           </w:p>
         </w:tc>
@@ -1161,7 +1161,7 @@
                 <w:szCs w:val="22"/>
                 <w:color w:val="000000"/>
               </w:rPr>
-              <w:t xml:space="preserve">Revisar si hubo ajustes a finales de 2022.</w:t>
+              <w:t xml:space="preserve">No evaluable por separado: la tendencia previa impide distinguir anticipación de trayectoria.</w:t>
             </w:r>
           </w:p>
         </w:tc>
@@ -1386,7 +1386,7 @@
                 <w:szCs w:val="22"/>
                 <w:color w:val="000000"/>
               </w:rPr>
-              <w:t xml:space="preserve">Sensibilidad a medir Kaitz en otros años.</w:t>
+              <w:t xml:space="preserve">Parcial: el Kaitz es previo al alza de 2023, pero se mide después del alza de 2022 (la mayor en términos reales según el decreto) y comparte el ruido del año base con los resultados.</w:t>
             </w:r>
           </w:p>
         </w:tc>
@@ -1611,7 +1611,7 @@
                 <w:szCs w:val="22"/>
                 <w:color w:val="000000"/>
               </w:rPr>
-              <w:t xml:space="preserve">Patrón de las tendencias previas en composición del empleo.</w:t>
+              <w:t xml:space="preserve">Se mantienen como asociaciones: reflejan la menor dinámica de las firmas expuestas.</w:t>
             </w:r>
           </w:p>
         </w:tc>
@@ -1836,7 +1836,7 @@
                 <w:szCs w:val="22"/>
                 <w:color w:val="000000"/>
               </w:rPr>
-              <w:t xml:space="preserve">Separar compresión de cambios de composición; repetir con Kaitz medido en otro año.</w:t>
+              <w:t xml:space="preserve">No verificable con la EAM: el salario de obreros entra en la brecha y en el Kaitz, solo hay promedios por categoría y la medición del salario integral cambió en 2020.</w:t>
             </w:r>
           </w:p>
         </w:tc>
